--- a/artifacts/softserve-cv/Maciej_Tkacz_CV_SoftServe_PL_Visual.docx
+++ b/artifacts/softserve-cv/Maciej_Tkacz_CV_SoftServe_PL_Visual.docx
@@ -107,7 +107,7 @@
               <w:ind w:left="198"/>
             </w:pPr>
             <w:r>
-              <w:t>Zaprojektowanie i budowa end-to-end prototypu ramienia SCARA: koncepcja mechaniczna, modelowanie CAD, układ kinematyczny, dobór napędów/sterowników, elektronika i okablowanie.</w:t>
+              <w:t>Zaprojektowanie i budowa end-to-end prototypu ramienia SCARA: koncepcja mechaniczna, modelowanie CAD, układ kinematyczny, dobór napędów krokowych NEMA i sterowników TMC/DRV, elektronika mikrokontrolerowa i okablowanie.</w:t>
             </w:r>
           </w:p>
           <w:p>
@@ -164,7 +164,7 @@
               <w:t>Application Engineer</w:t>
             </w:r>
             <w:r>
-              <w:t xml:space="preserve"> | AIAutomation | 08.2025 - 05.2026</w:t>
+              <w:t xml:space="preserve"> | AIAutomation | 01.2025 - 05.2026</w:t>
             </w:r>
           </w:p>
           <w:p>

--- a/artifacts/softserve-cv/Maciej_Tkacz_CV_SoftServe_PL_Visual.docx
+++ b/artifacts/softserve-cv/Maciej_Tkacz_CV_SoftServe_PL_Visual.docx
@@ -175,6 +175,16 @@
             </w:pPr>
             <w:r>
               <w:t>Tworzenie symulacji robotycznych i cyfrowych bliźniaków gniazd produkcyjnych w Visual Components dla klientów z branży Automotive.</w:t>
+            </w:r>
+          </w:p>
+          <w:p>
+            <w:pPr>
+              <w:pStyle w:val="ListBullet"/>
+              <w:spacing w:after="20"/>
+              <w:ind w:left="198"/>
+            </w:pPr>
+            <w:r>
+              <w:t>Pisanie skryptów w Pythonie do optymalizacji procesów oraz usprawniania działania i wydajności symulacji.</w:t>
             </w:r>
           </w:p>
           <w:p>
@@ -412,7 +422,17 @@
               <w:ind w:left="198"/>
             </w:pPr>
             <w:r>
-              <w:t>Obsługa i programowanie robotów Kawasaki - kurs dla integratorów, ASTOR Robotics Center (05.2022).</w:t>
+              <w:t>Obsługa i programowanie robotów Kawasaki - kurs dla integratorów z certyfikatem, ASTOR Robotics Center (05.2022).</w:t>
+            </w:r>
+          </w:p>
+          <w:p>
+            <w:pPr>
+              <w:pStyle w:val="ListBullet"/>
+              <w:spacing w:after="20"/>
+              <w:ind w:left="198"/>
+            </w:pPr>
+            <w:r>
+              <w:t>Programowanie robotów przemysłowych Epson - kurs z certyfikatem.</w:t>
             </w:r>
           </w:p>
           <w:p>
@@ -540,6 +560,16 @@
             </w:pPr>
             <w:r>
               <w:t>C++ / Arduino C</w:t>
+            </w:r>
+          </w:p>
+          <w:p>
+            <w:pPr>
+              <w:pStyle w:val="ListBullet"/>
+              <w:spacing w:after="20"/>
+              <w:ind w:left="198"/>
+            </w:pPr>
+            <w:r>
+              <w:t>Roboty Kawasaki i Epson</w:t>
             </w:r>
           </w:p>
           <w:p>
